--- a/Пояснительная записка pygame.docx
+++ b/Пояснительная записка pygame.docx
@@ -199,7 +199,7 @@
           <w:sz w:val="36"/>
           <w:lang w:val="en-US"/>
         </w:rPr>
-        <w:t xml:space="preserve"> – ‘</w:t>
+        <w:t>– ‘</w:t>
       </w:r>
       <w:r>
         <w:rPr>
@@ -276,7 +276,16 @@
           <w:rFonts w:ascii="Times New Roman" w:hAnsi="Times New Roman" w:cs="Times New Roman"/>
           <w:sz w:val="36"/>
         </w:rPr>
-        <w:t xml:space="preserve"> надо добраться до финиша, проходя различные локации. </w:t>
+        <w:t xml:space="preserve"> надо добрат</w:t>
+      </w:r>
+      <w:bookmarkStart w:id="0" w:name="_GoBack"/>
+      <w:bookmarkEnd w:id="0"/>
+      <w:r>
+        <w:rPr>
+          <w:rFonts w:ascii="Times New Roman" w:hAnsi="Times New Roman" w:cs="Times New Roman"/>
+          <w:sz w:val="36"/>
+        </w:rPr>
+        <w:t xml:space="preserve">ься до финиша, проходя различные локации. </w:t>
       </w:r>
     </w:p>
     <w:p>
@@ -336,7 +345,7 @@
           <w:sz w:val="36"/>
           <w:lang w:val="en-US"/>
         </w:rPr>
-        <w:t>options</w:t>
+        <w:t>shop</w:t>
       </w:r>
       <w:r>
         <w:rPr>
@@ -375,35 +384,7 @@
           <w:rFonts w:ascii="Times New Roman" w:hAnsi="Times New Roman" w:cs="Times New Roman"/>
           <w:sz w:val="36"/>
         </w:rPr>
-        <w:t xml:space="preserve">В </w:t>
-      </w:r>
-      <w:r>
-        <w:rPr>
-          <w:rFonts w:ascii="Times New Roman" w:hAnsi="Times New Roman" w:cs="Times New Roman"/>
-          <w:sz w:val="36"/>
-        </w:rPr>
-        <w:t xml:space="preserve">игре </w:t>
-      </w:r>
-      <w:r>
-        <w:rPr>
-          <w:rFonts w:ascii="Times New Roman" w:hAnsi="Times New Roman" w:cs="Times New Roman"/>
-          <w:sz w:val="36"/>
-        </w:rPr>
-        <w:t>будет множество различных врагов</w:t>
-      </w:r>
-      <w:r>
-        <w:rPr>
-          <w:rFonts w:ascii="Times New Roman" w:hAnsi="Times New Roman" w:cs="Times New Roman"/>
-          <w:sz w:val="36"/>
-        </w:rPr>
-        <w:t xml:space="preserve"> и препятствий</w:t>
-      </w:r>
-      <w:r>
-        <w:rPr>
-          <w:rFonts w:ascii="Times New Roman" w:hAnsi="Times New Roman" w:cs="Times New Roman"/>
-          <w:sz w:val="36"/>
-        </w:rPr>
-        <w:t xml:space="preserve">, а также </w:t>
+        <w:t xml:space="preserve">Игрок может свободно перемещаться и </w:t>
       </w:r>
       <w:proofErr w:type="gramStart"/>
       <w:r>
@@ -411,14 +392,14 @@
           <w:rFonts w:ascii="Times New Roman" w:hAnsi="Times New Roman" w:cs="Times New Roman"/>
           <w:sz w:val="36"/>
         </w:rPr>
-        <w:t>предме</w:t>
-      </w:r>
-      <w:r>
-        <w:rPr>
-          <w:rFonts w:ascii="Times New Roman" w:hAnsi="Times New Roman" w:cs="Times New Roman"/>
-          <w:sz w:val="36"/>
-        </w:rPr>
-        <w:t>тов</w:t>
+        <w:t>пры</w:t>
+      </w:r>
+      <w:r>
+        <w:rPr>
+          <w:rFonts w:ascii="Times New Roman" w:hAnsi="Times New Roman" w:cs="Times New Roman"/>
+          <w:sz w:val="36"/>
+        </w:rPr>
+        <w:t>гать</w:t>
       </w:r>
       <w:proofErr w:type="gramEnd"/>
       <w:r>
@@ -426,7 +407,28 @@
           <w:rFonts w:ascii="Times New Roman" w:hAnsi="Times New Roman" w:cs="Times New Roman"/>
           <w:sz w:val="36"/>
         </w:rPr>
-        <w:t xml:space="preserve"> которые можно использовать.</w:t>
+        <w:t xml:space="preserve"> параллельно с</w:t>
+      </w:r>
+      <w:r>
+        <w:rPr>
+          <w:rFonts w:ascii="Times New Roman" w:hAnsi="Times New Roman" w:cs="Times New Roman"/>
+          <w:sz w:val="36"/>
+        </w:rPr>
+        <w:t xml:space="preserve">обирая монетки, а также </w:t>
+      </w:r>
+      <w:r>
+        <w:rPr>
+          <w:rFonts w:ascii="Times New Roman" w:hAnsi="Times New Roman" w:cs="Times New Roman"/>
+          <w:sz w:val="36"/>
+        </w:rPr>
+        <w:t>преодолевать препятствия</w:t>
+      </w:r>
+      <w:r>
+        <w:rPr>
+          <w:rFonts w:ascii="Times New Roman" w:hAnsi="Times New Roman" w:cs="Times New Roman"/>
+          <w:sz w:val="36"/>
+        </w:rPr>
+        <w:t>.</w:t>
       </w:r>
     </w:p>
     <w:p>
@@ -442,37 +444,37 @@
           <w:rFonts w:ascii="Times New Roman" w:hAnsi="Times New Roman" w:cs="Times New Roman"/>
           <w:sz w:val="36"/>
         </w:rPr>
-        <w:t xml:space="preserve">Игрок может свободно перемещаться и </w:t>
-      </w:r>
-      <w:proofErr w:type="gramStart"/>
-      <w:r>
-        <w:rPr>
-          <w:rFonts w:ascii="Times New Roman" w:hAnsi="Times New Roman" w:cs="Times New Roman"/>
-          <w:sz w:val="36"/>
-        </w:rPr>
-        <w:t>пры</w:t>
-      </w:r>
-      <w:r>
-        <w:rPr>
-          <w:rFonts w:ascii="Times New Roman" w:hAnsi="Times New Roman" w:cs="Times New Roman"/>
-          <w:sz w:val="36"/>
-        </w:rPr>
-        <w:t>гать</w:t>
-      </w:r>
-      <w:proofErr w:type="gramEnd"/>
-      <w:r>
-        <w:rPr>
-          <w:rFonts w:ascii="Times New Roman" w:hAnsi="Times New Roman" w:cs="Times New Roman"/>
-          <w:sz w:val="36"/>
-        </w:rPr>
-        <w:t xml:space="preserve"> параллельно с</w:t>
-      </w:r>
-      <w:r>
-        <w:rPr>
-          <w:rFonts w:ascii="Times New Roman" w:hAnsi="Times New Roman" w:cs="Times New Roman"/>
-          <w:sz w:val="36"/>
-        </w:rPr>
-        <w:t>обирая монетки, а также сражаться с врагами</w:t>
+        <w:t>Также у игрока есть определённое количество жизней, по ис</w:t>
+      </w:r>
+      <w:r>
+        <w:rPr>
+          <w:rFonts w:ascii="Times New Roman" w:hAnsi="Times New Roman" w:cs="Times New Roman"/>
+          <w:sz w:val="36"/>
+        </w:rPr>
+        <w:t>течению которых он проигрывает.</w:t>
+      </w:r>
+    </w:p>
+    <w:p>
+      <w:pPr>
+        <w:jc w:val="both"/>
+        <w:rPr>
+          <w:rFonts w:ascii="Times New Roman" w:hAnsi="Times New Roman" w:cs="Times New Roman"/>
+          <w:sz w:val="36"/>
+        </w:rPr>
+      </w:pPr>
+      <w:r>
+        <w:rPr>
+          <w:rFonts w:ascii="Times New Roman" w:hAnsi="Times New Roman" w:cs="Times New Roman"/>
+          <w:sz w:val="36"/>
+        </w:rPr>
+        <w:t xml:space="preserve">Для того чтобы перейти на следующую локацию, игроку нужно </w:t>
+      </w:r>
+      <w:r>
+        <w:rPr>
+          <w:rFonts w:ascii="Times New Roman" w:hAnsi="Times New Roman" w:cs="Times New Roman"/>
+          <w:sz w:val="36"/>
+        </w:rPr>
+        <w:t>собрать все монетки</w:t>
       </w:r>
       <w:r>
         <w:rPr>
@@ -480,45 +482,6 @@
           <w:sz w:val="36"/>
         </w:rPr>
         <w:t>.</w:t>
-      </w:r>
-    </w:p>
-    <w:p>
-      <w:pPr>
-        <w:jc w:val="both"/>
-        <w:rPr>
-          <w:rFonts w:ascii="Times New Roman" w:hAnsi="Times New Roman" w:cs="Times New Roman"/>
-          <w:sz w:val="36"/>
-        </w:rPr>
-      </w:pPr>
-      <w:r>
-        <w:rPr>
-          <w:rFonts w:ascii="Times New Roman" w:hAnsi="Times New Roman" w:cs="Times New Roman"/>
-          <w:sz w:val="36"/>
-        </w:rPr>
-        <w:t>Также у игрока есть определённое количество жизней, по ис</w:t>
-      </w:r>
-      <w:r>
-        <w:rPr>
-          <w:rFonts w:ascii="Times New Roman" w:hAnsi="Times New Roman" w:cs="Times New Roman"/>
-          <w:sz w:val="36"/>
-        </w:rPr>
-        <w:t>течению которых он проигрывает.</w:t>
-      </w:r>
-    </w:p>
-    <w:p>
-      <w:pPr>
-        <w:jc w:val="both"/>
-        <w:rPr>
-          <w:rFonts w:ascii="Times New Roman" w:hAnsi="Times New Roman" w:cs="Times New Roman"/>
-          <w:sz w:val="36"/>
-        </w:rPr>
-      </w:pPr>
-      <w:r>
-        <w:rPr>
-          <w:rFonts w:ascii="Times New Roman" w:hAnsi="Times New Roman" w:cs="Times New Roman"/>
-          <w:sz w:val="36"/>
-        </w:rPr>
-        <w:t>Для того чтобы перейти на следующую локацию, игроку нужно забрать ключ из сундука, чтобы открыть дверь.</w:t>
       </w:r>
     </w:p>
     <w:p>
@@ -604,8 +567,6 @@
           </wp:inline>
         </w:drawing>
       </w:r>
-      <w:bookmarkStart w:id="0" w:name="_GoBack"/>
-      <w:bookmarkEnd w:id="0"/>
     </w:p>
     <w:p>
       <w:pPr>
@@ -3103,7 +3064,7 @@
   <a:extraClrSchemeLst/>
   <a:extLst>
     <a:ext uri="{05A4C25C-085E-4340-85A3-A5531E510DB2}">
-      <thm15:themeFamily xmlns:thm15="http://schemas.microsoft.com/office/thememl/2012/main" xmlns="" name="Office Theme" id="{62F939B6-93AF-4DB8-9C6B-D6C7DFDC589F}" vid="{4A3C46E8-61CC-4603-A589-7422A47A8E4A}"/>
+      <thm15:themeFamily xmlns="" xmlns:thm15="http://schemas.microsoft.com/office/thememl/2012/main" name="Office Theme" id="{62F939B6-93AF-4DB8-9C6B-D6C7DFDC589F}" vid="{4A3C46E8-61CC-4603-A589-7422A47A8E4A}"/>
     </a:ext>
   </a:extLst>
 </a:theme>
